--- a/Labs/Lab0_QEMU_RSP_Setup_v2.docx
+++ b/Labs/Lab0_QEMU_RSP_Setup_v2.docx
@@ -79,7 +79,7 @@
       <w:pPr>
         <w:spacing w:after="120" w:before="0"/>
       </w:pPr>
-      <w:hyperlink w:history="1" r:id="rIdivggtjl6c7eccqhmktelj">
+      <w:hyperlink w:history="1" r:id="rIdchh8oz3oxs9_f7fyuof0h">
         <w:r>
           <w:rPr>
             <w:color w:val="0563C1"/>
@@ -566,92 +566,825 @@
           <w:sz w:val="22"/>
           <w:szCs w:val="22"/>
         </w:rPr>
-        <w:t xml:space="preserve">Please refer to the following links:</w:t>
-      </w:r>
-    </w:p>
-    <w:p>
-      <w:pPr>
-        <w:pStyle w:val="ListParagraph"/>
-        <w:numPr>
-          <w:ilvl w:val="0"/>
-          <w:numId w:val="2"/>
-        </w:numPr>
-        <w:spacing w:after="60"/>
-      </w:pPr>
-      <w:r>
-        <w:rPr>
-          <w:sz w:val="22"/>
-          <w:szCs w:val="22"/>
-        </w:rPr>
-        <w:t xml:space="preserve">Install QEMU on OSX: </w:t>
-      </w:r>
-      <w:hyperlink w:history="1" r:id="rIdaqhzz8gxk_9lf1v2kbeqy">
-        <w:r>
-          <w:rPr>
-            <w:color w:val="0563C1"/>
-            <w:sz w:val="22"/>
-            <w:szCs w:val="22"/>
-            <w:u w:val="single"/>
-          </w:rPr>
-          <w:t xml:space="preserve">https://gist.github.com/Jatapiaro/6a7c769a07911adc629e1604729d4c7a</w:t>
-        </w:r>
-      </w:hyperlink>
-    </w:p>
-    <w:p>
-      <w:pPr>
-        <w:pStyle w:val="ListParagraph"/>
-        <w:numPr>
-          <w:ilvl w:val="0"/>
-          <w:numId w:val="2"/>
-        </w:numPr>
-        <w:spacing w:after="60"/>
-      </w:pPr>
-      <w:r>
-        <w:rPr>
-          <w:sz w:val="22"/>
-          <w:szCs w:val="22"/>
-        </w:rPr>
-        <w:t xml:space="preserve">How To Install And Use QEMU Virtual Machine On macOS With HVF Acceleration: </w:t>
-      </w:r>
-      <w:hyperlink w:history="1" r:id="rIdrkrua6xyp1fbh6kbfinua">
-        <w:r>
-          <w:rPr>
-            <w:color w:val="0563C1"/>
-            <w:sz w:val="22"/>
-            <w:szCs w:val="22"/>
-            <w:u w:val="single"/>
-          </w:rPr>
-          <w:t xml:space="preserve">https://www.youtube.com/watch?v=EZ56AdVO2Mc</w:t>
-        </w:r>
-      </w:hyperlink>
-    </w:p>
-    <w:p>
-      <w:pPr>
-        <w:pStyle w:val="ListParagraph"/>
-        <w:numPr>
-          <w:ilvl w:val="0"/>
-          <w:numId w:val="2"/>
-        </w:numPr>
-        <w:spacing w:after="60"/>
-      </w:pPr>
-      <w:r>
-        <w:rPr>
-          <w:sz w:val="22"/>
-          <w:szCs w:val="22"/>
-        </w:rPr>
-        <w:t xml:space="preserve">How to install Linux on Mac step by step: </w:t>
-      </w:r>
-      <w:hyperlink w:history="1" r:id="rIdjkta2_1oqzaumr4i4p1pr">
-        <w:r>
-          <w:rPr>
-            <w:color w:val="0563C1"/>
-            <w:sz w:val="22"/>
-            <w:szCs w:val="22"/>
-            <w:u w:val="single"/>
-          </w:rPr>
-          <w:t xml:space="preserve">https://macpaw.com/how-to/install-linux-on-mac</w:t>
-        </w:r>
-      </w:hyperlink>
+        <w:t xml:space="preserve">Mac does not use WSL, so the steps below replace Steps 1.1–1.4 entirely. They work the same way on Apple Silicon (M1/M2/M3/M4) and Intel Macs. Once you reach "Launch QEMU" you re-join the same instructions everyone else follows in Step 2.</w:t>
+      </w:r>
+    </w:p>
+    <w:p>
+      <w:pPr>
+        <w:pStyle w:val="Heading2"/>
+        <w:spacing w:after="120" w:before="240"/>
+      </w:pPr>
+      <w:r>
+        <w:rPr>
+          <w:b/>
+          <w:bCs/>
+          <w:color w:val="2E5395"/>
+          <w:sz w:val="24"/>
+          <w:szCs w:val="24"/>
+        </w:rPr>
+        <w:t xml:space="preserve">1.5.1 Install Xcode command line tools and Homebrew</w:t>
+      </w:r>
+    </w:p>
+    <w:p>
+      <w:pPr>
+        <w:spacing w:after="120" w:before="0"/>
+      </w:pPr>
+      <w:r>
+        <w:rPr>
+          <w:sz w:val="22"/>
+          <w:szCs w:val="22"/>
+        </w:rPr>
+        <w:t xml:space="preserve">Open Terminal and run:</w:t>
+      </w:r>
+    </w:p>
+    <w:p>
+      <w:pPr>
+        <w:shd w:fill="F2F2F2" w:color="auto" w:val="clear"/>
+        <w:spacing w:after="160" w:before="100" w:line="240"/>
+        <w:ind w:left="360"/>
+      </w:pPr>
+      <w:r>
+        <w:rPr>
+          <w:rFonts w:ascii="Consolas" w:cs="Consolas" w:eastAsia="Consolas" w:hAnsi="Consolas"/>
+          <w:sz w:val="19"/>
+          <w:szCs w:val="19"/>
+        </w:rPr>
+        <w:t xml:space="preserve">xcode-select --install</w:t>
+      </w:r>
+    </w:p>
+    <w:p>
+      <w:pPr>
+        <w:spacing w:after="120" w:before="0"/>
+      </w:pPr>
+      <w:r>
+        <w:rPr>
+          <w:sz w:val="22"/>
+          <w:szCs w:val="22"/>
+        </w:rPr>
+        <w:t xml:space="preserve">Accept the prompt to install the developer tools, then install Homebrew if you do not already have it:</w:t>
+      </w:r>
+    </w:p>
+    <w:p>
+      <w:pPr>
+        <w:shd w:fill="F2F2F2" w:color="auto" w:val="clear"/>
+        <w:spacing w:after="160" w:before="100" w:line="240"/>
+        <w:ind w:left="360"/>
+      </w:pPr>
+      <w:r>
+        <w:rPr>
+          <w:rFonts w:ascii="Consolas" w:cs="Consolas" w:eastAsia="Consolas" w:hAnsi="Consolas"/>
+          <w:sz w:val="19"/>
+          <w:szCs w:val="19"/>
+        </w:rPr>
+        <w:t xml:space="preserve">/bin/bash -c "$(curl -fsSL https://raw.githubusercontent.com/Homebrew/install/HEAD/install.sh)"</w:t>
+      </w:r>
+    </w:p>
+    <w:p>
+      <w:pPr>
+        <w:spacing w:after="120" w:before="0"/>
+      </w:pPr>
+      <w:r>
+        <w:rPr>
+          <w:sz w:val="22"/>
+          <w:szCs w:val="22"/>
+        </w:rPr>
+        <w:t xml:space="preserve">Follow the on-screen instructions at the end of the Homebrew installer to add brew to your shell PATH (it will print the exact lines to add to your .zprofile), then restart Terminal.</w:t>
+      </w:r>
+    </w:p>
+    <w:p>
+      <w:pPr>
+        <w:pStyle w:val="Heading2"/>
+        <w:spacing w:after="120" w:before="240"/>
+      </w:pPr>
+      <w:r>
+        <w:rPr>
+          <w:b/>
+          <w:bCs/>
+          <w:color w:val="2E5395"/>
+          <w:sz w:val="24"/>
+          <w:szCs w:val="24"/>
+        </w:rPr>
+        <w:t xml:space="preserve">1.5.2 Install QEMU</w:t>
+      </w:r>
+    </w:p>
+    <w:p>
+      <w:pPr>
+        <w:shd w:fill="F2F2F2" w:color="auto" w:val="clear"/>
+        <w:spacing w:after="160" w:before="100" w:line="240"/>
+        <w:ind w:left="360"/>
+      </w:pPr>
+      <w:r>
+        <w:rPr>
+          <w:rFonts w:ascii="Consolas" w:cs="Consolas" w:eastAsia="Consolas" w:hAnsi="Consolas"/>
+          <w:sz w:val="19"/>
+          <w:szCs w:val="19"/>
+        </w:rPr>
+        <w:t xml:space="preserve">brew install qemu wget</w:t>
+      </w:r>
+    </w:p>
+    <w:p>
+      <w:pPr>
+        <w:spacing w:after="120" w:before="0"/>
+      </w:pPr>
+      <w:r>
+        <w:rPr>
+          <w:sz w:val="22"/>
+          <w:szCs w:val="22"/>
+        </w:rPr>
+        <w:t xml:space="preserve">Verify:</w:t>
+      </w:r>
+    </w:p>
+    <w:p>
+      <w:pPr>
+        <w:shd w:fill="F2F2F2" w:color="auto" w:val="clear"/>
+        <w:spacing w:after="160" w:before="100" w:line="240"/>
+        <w:ind w:left="360"/>
+      </w:pPr>
+      <w:r>
+        <w:rPr>
+          <w:rFonts w:ascii="Consolas" w:cs="Consolas" w:eastAsia="Consolas" w:hAnsi="Consolas"/>
+          <w:sz w:val="19"/>
+          <w:szCs w:val="19"/>
+        </w:rPr>
+        <w:t xml:space="preserve">qemu-system-aarch64 --version</w:t>
+      </w:r>
+    </w:p>
+    <w:p>
+      <w:pPr>
+        <w:pBdr>
+          <w:left w:val="single" w:color="2E5395" w:sz="18" w:space="8"/>
+        </w:pBdr>
+        <w:spacing w:after="160" w:before="100"/>
+        <w:ind w:left="215"/>
+      </w:pPr>
+      <w:r>
+        <w:rPr>
+          <w:b/>
+          <w:bCs/>
+          <w:sz w:val="21"/>
+          <w:szCs w:val="21"/>
+        </w:rPr>
+        <w:t xml:space="preserve">Note: </w:t>
+      </w:r>
+      <w:r>
+        <w:rPr>
+          <w:sz w:val="21"/>
+          <w:szCs w:val="21"/>
+        </w:rPr>
+        <w:t xml:space="preserve">Homebrew’s qemu package already includes qemu-system-aarch64, qemu-img, and every other QEMU binary you need — there is no separate "qemu-system-arm" package to install as there is on Ubuntu/WSL.</w:t>
+      </w:r>
+    </w:p>
+    <w:p>
+      <w:pPr>
+        <w:pStyle w:val="Heading2"/>
+        <w:spacing w:after="120" w:before="240"/>
+      </w:pPr>
+      <w:r>
+        <w:rPr>
+          <w:b/>
+          <w:bCs/>
+          <w:color w:val="2E5395"/>
+          <w:sz w:val="24"/>
+          <w:szCs w:val="24"/>
+        </w:rPr>
+        <w:t xml:space="preserve">1.5.3 Get the Raspberry Pi image</w:t>
+      </w:r>
+    </w:p>
+    <w:p>
+      <w:pPr>
+        <w:shd w:fill="F2F2F2" w:color="auto" w:val="clear"/>
+        <w:spacing w:after="0" w:before="100" w:line="240"/>
+        <w:ind w:left="360"/>
+      </w:pPr>
+      <w:r>
+        <w:rPr>
+          <w:rFonts w:ascii="Consolas" w:cs="Consolas" w:eastAsia="Consolas" w:hAnsi="Consolas"/>
+          <w:sz w:val="19"/>
+          <w:szCs w:val="19"/>
+        </w:rPr>
+        <w:t xml:space="preserve">cd ~</w:t>
+      </w:r>
+    </w:p>
+    <w:p>
+      <w:pPr>
+        <w:shd w:fill="F2F2F2" w:color="auto" w:val="clear"/>
+        <w:spacing w:after="0" w:before="0" w:line="240"/>
+        <w:ind w:left="360"/>
+      </w:pPr>
+      <w:r>
+        <w:rPr>
+          <w:rFonts w:ascii="Consolas" w:cs="Consolas" w:eastAsia="Consolas" w:hAnsi="Consolas"/>
+          <w:sz w:val="19"/>
+          <w:szCs w:val="19"/>
+        </w:rPr>
+        <w:t xml:space="preserve">wget https://downloads.raspberrypi.com/raspios_arm64/images/raspios_arm64-2023-05-03/2023-05-03-raspios-bullseye-arm64.img.xz</w:t>
+      </w:r>
+    </w:p>
+    <w:p>
+      <w:pPr>
+        <w:shd w:fill="F2F2F2" w:color="auto" w:val="clear"/>
+        <w:spacing w:after="160" w:before="0" w:line="240"/>
+        <w:ind w:left="360"/>
+      </w:pPr>
+      <w:r>
+        <w:rPr>
+          <w:rFonts w:ascii="Consolas" w:cs="Consolas" w:eastAsia="Consolas" w:hAnsi="Consolas"/>
+          <w:sz w:val="19"/>
+          <w:szCs w:val="19"/>
+        </w:rPr>
+        <w:t xml:space="preserve">xz -d 2023-05-03-raspios-bullseye-arm64.img.xz</w:t>
+      </w:r>
+    </w:p>
+    <w:p>
+      <w:pPr>
+        <w:pStyle w:val="Heading2"/>
+        <w:spacing w:after="120" w:before="240"/>
+      </w:pPr>
+      <w:r>
+        <w:rPr>
+          <w:b/>
+          <w:bCs/>
+          <w:color w:val="2E5395"/>
+          <w:sz w:val="24"/>
+          <w:szCs w:val="24"/>
+        </w:rPr>
+        <w:t xml:space="preserve">1.5.4 Mount the boot partition (macOS-specific step)</w:t>
+      </w:r>
+    </w:p>
+    <w:p>
+      <w:pPr>
+        <w:spacing w:after="120" w:before="0"/>
+      </w:pPr>
+      <w:r>
+        <w:rPr>
+          <w:sz w:val="22"/>
+          <w:szCs w:val="22"/>
+        </w:rPr>
+        <w:t xml:space="preserve">macOS does not support Linux’s "mount -o loop,offset=..." syntax, so the mount step in Step 2.2 of this handout does not apply on a Mac. Instead, use hdiutil, which reads the partition table and mounts each partition automatically:</w:t>
+      </w:r>
+    </w:p>
+    <w:p>
+      <w:pPr>
+        <w:shd w:fill="F2F2F2" w:color="auto" w:val="clear"/>
+        <w:spacing w:after="160" w:before="100" w:line="240"/>
+        <w:ind w:left="360"/>
+      </w:pPr>
+      <w:r>
+        <w:rPr>
+          <w:rFonts w:ascii="Consolas" w:cs="Consolas" w:eastAsia="Consolas" w:hAnsi="Consolas"/>
+          <w:sz w:val="19"/>
+          <w:szCs w:val="19"/>
+        </w:rPr>
+        <w:t xml:space="preserve">hdiutil attach -imagekey diskimage-class=CRawDiskImage ./2023-05-03-raspios-bullseye-arm64.img</w:t>
+      </w:r>
+    </w:p>
+    <w:p>
+      <w:pPr>
+        <w:spacing w:after="120" w:before="0"/>
+      </w:pPr>
+      <w:r>
+        <w:rPr>
+          <w:sz w:val="22"/>
+          <w:szCs w:val="22"/>
+        </w:rPr>
+        <w:t xml:space="preserve">The output lists two volumes, for example:</w:t>
+      </w:r>
+    </w:p>
+    <w:p>
+      <w:pPr>
+        <w:shd w:fill="F2F2F2" w:color="auto" w:val="clear"/>
+        <w:spacing w:after="0" w:before="100" w:line="240"/>
+        <w:ind w:left="360"/>
+      </w:pPr>
+      <w:r>
+        <w:rPr>
+          <w:rFonts w:ascii="Consolas" w:cs="Consolas" w:eastAsia="Consolas" w:hAnsi="Consolas"/>
+          <w:sz w:val="19"/>
+          <w:szCs w:val="19"/>
+        </w:rPr>
+        <w:t xml:space="preserve">/dev/disk4          FDisk_partition_scheme</w:t>
+      </w:r>
+    </w:p>
+    <w:p>
+      <w:pPr>
+        <w:shd w:fill="F2F2F2" w:color="auto" w:val="clear"/>
+        <w:spacing w:after="0" w:before="0" w:line="240"/>
+        <w:ind w:left="360"/>
+      </w:pPr>
+      <w:r>
+        <w:rPr>
+          <w:rFonts w:ascii="Consolas" w:cs="Consolas" w:eastAsia="Consolas" w:hAnsi="Consolas"/>
+          <w:sz w:val="19"/>
+          <w:szCs w:val="19"/>
+        </w:rPr>
+        <w:t xml:space="preserve">/dev/disk4s1        Windows_FAT_32         /Volumes/boot</w:t>
+      </w:r>
+    </w:p>
+    <w:p>
+      <w:pPr>
+        <w:shd w:fill="F2F2F2" w:color="auto" w:val="clear"/>
+        <w:spacing w:after="160" w:before="0" w:line="240"/>
+        <w:ind w:left="360"/>
+      </w:pPr>
+      <w:r>
+        <w:rPr>
+          <w:rFonts w:ascii="Consolas" w:cs="Consolas" w:eastAsia="Consolas" w:hAnsi="Consolas"/>
+          <w:sz w:val="19"/>
+          <w:szCs w:val="19"/>
+        </w:rPr>
+        <w:t xml:space="preserve">/dev/disk4s2        Linux</w:t>
+      </w:r>
+    </w:p>
+    <w:p>
+      <w:pPr>
+        <w:spacing w:after="120" w:before="0"/>
+      </w:pPr>
+      <w:r>
+        <w:rPr>
+          <w:sz w:val="22"/>
+          <w:szCs w:val="22"/>
+        </w:rPr>
+        <w:t xml:space="preserve">The FAT32 line is the boot partition, already mounted at a path such as /Volumes/boot (the exact name may vary). Copy the kernel and device tree from it:</w:t>
+      </w:r>
+    </w:p>
+    <w:p>
+      <w:pPr>
+        <w:shd w:fill="F2F2F2" w:color="auto" w:val="clear"/>
+        <w:spacing w:after="0" w:before="100" w:line="240"/>
+        <w:ind w:left="360"/>
+      </w:pPr>
+      <w:r>
+        <w:rPr>
+          <w:rFonts w:ascii="Consolas" w:cs="Consolas" w:eastAsia="Consolas" w:hAnsi="Consolas"/>
+          <w:sz w:val="19"/>
+          <w:szCs w:val="19"/>
+        </w:rPr>
+        <w:t xml:space="preserve">cp /Volumes/boot/bcm2710-rpi-3-b-plus.dtb ~</w:t>
+      </w:r>
+    </w:p>
+    <w:p>
+      <w:pPr>
+        <w:shd w:fill="F2F2F2" w:color="auto" w:val="clear"/>
+        <w:spacing w:after="160" w:before="0" w:line="240"/>
+        <w:ind w:left="360"/>
+      </w:pPr>
+      <w:r>
+        <w:rPr>
+          <w:rFonts w:ascii="Consolas" w:cs="Consolas" w:eastAsia="Consolas" w:hAnsi="Consolas"/>
+          <w:sz w:val="19"/>
+          <w:szCs w:val="19"/>
+        </w:rPr>
+        <w:t xml:space="preserve">cp /Volumes/boot/kernel8.img ~</w:t>
+      </w:r>
+    </w:p>
+    <w:p>
+      <w:pPr>
+        <w:spacing w:after="120" w:before="0"/>
+      </w:pPr>
+      <w:r>
+        <w:rPr>
+          <w:sz w:val="22"/>
+          <w:szCs w:val="22"/>
+        </w:rPr>
+        <w:t xml:space="preserve">Then detach the image before continuing:</w:t>
+      </w:r>
+    </w:p>
+    <w:p>
+      <w:pPr>
+        <w:shd w:fill="F2F2F2" w:color="auto" w:val="clear"/>
+        <w:spacing w:after="160" w:before="100" w:line="240"/>
+        <w:ind w:left="360"/>
+      </w:pPr>
+      <w:r>
+        <w:rPr>
+          <w:rFonts w:ascii="Consolas" w:cs="Consolas" w:eastAsia="Consolas" w:hAnsi="Consolas"/>
+          <w:sz w:val="19"/>
+          <w:szCs w:val="19"/>
+        </w:rPr>
+        <w:t xml:space="preserve">hdiutil detach /dev/disk4</w:t>
+      </w:r>
+    </w:p>
+    <w:p>
+      <w:pPr>
+        <w:pBdr>
+          <w:left w:val="single" w:color="2E5395" w:sz="18" w:space="8"/>
+        </w:pBdr>
+        <w:spacing w:after="160" w:before="100"/>
+        <w:ind w:left="215"/>
+      </w:pPr>
+      <w:r>
+        <w:rPr>
+          <w:b/>
+          <w:bCs/>
+          <w:sz w:val="21"/>
+          <w:szCs w:val="21"/>
+        </w:rPr>
+        <w:t xml:space="preserve">Note: </w:t>
+      </w:r>
+      <w:r>
+        <w:rPr>
+          <w:sz w:val="21"/>
+          <w:szCs w:val="21"/>
+        </w:rPr>
+        <w:t xml:space="preserve">Use the actual /dev/diskN value hdiutil printed for your image, which can differ from the disk4 example above.</w:t>
+      </w:r>
+    </w:p>
+    <w:p>
+      <w:pPr>
+        <w:pStyle w:val="Heading2"/>
+        <w:spacing w:after="120" w:before="240"/>
+      </w:pPr>
+      <w:r>
+        <w:rPr>
+          <w:b/>
+          <w:bCs/>
+          <w:color w:val="2E5395"/>
+          <w:sz w:val="24"/>
+          <w:szCs w:val="24"/>
+        </w:rPr>
+        <w:t xml:space="preserve">1.5.5 Resize the image</w:t>
+      </w:r>
+    </w:p>
+    <w:p>
+      <w:pPr>
+        <w:spacing w:after="120" w:before="0"/>
+      </w:pPr>
+      <w:r>
+        <w:rPr>
+          <w:sz w:val="22"/>
+          <w:szCs w:val="22"/>
+        </w:rPr>
+        <w:t xml:space="preserve">Same as Step 2.3 for everyone else:</w:t>
+      </w:r>
+    </w:p>
+    <w:p>
+      <w:pPr>
+        <w:shd w:fill="F2F2F2" w:color="auto" w:val="clear"/>
+        <w:spacing w:after="160" w:before="100" w:line="240"/>
+        <w:ind w:left="360"/>
+      </w:pPr>
+      <w:r>
+        <w:rPr>
+          <w:rFonts w:ascii="Consolas" w:cs="Consolas" w:eastAsia="Consolas" w:hAnsi="Consolas"/>
+          <w:sz w:val="19"/>
+          <w:szCs w:val="19"/>
+        </w:rPr>
+        <w:t xml:space="preserve">qemu-img resize ./2023-05-03-raspios-bullseye-arm64.img 32G</w:t>
+      </w:r>
+    </w:p>
+    <w:p>
+      <w:pPr>
+        <w:pStyle w:val="Heading2"/>
+        <w:spacing w:after="120" w:before="240"/>
+      </w:pPr>
+      <w:r>
+        <w:rPr>
+          <w:b/>
+          <w:bCs/>
+          <w:color w:val="2E5395"/>
+          <w:sz w:val="24"/>
+          <w:szCs w:val="24"/>
+        </w:rPr>
+        <w:t xml:space="preserve">1.5.6 Enable SSH</w:t>
+      </w:r>
+    </w:p>
+    <w:p>
+      <w:pPr>
+        <w:spacing w:after="120" w:before="0"/>
+      </w:pPr>
+      <w:r>
+        <w:rPr>
+          <w:sz w:val="22"/>
+          <w:szCs w:val="22"/>
+        </w:rPr>
+        <w:t xml:space="preserve">Generate the password hash:</w:t>
+      </w:r>
+    </w:p>
+    <w:p>
+      <w:pPr>
+        <w:shd w:fill="F2F2F2" w:color="auto" w:val="clear"/>
+        <w:spacing w:after="160" w:before="100" w:line="240"/>
+        <w:ind w:left="360"/>
+      </w:pPr>
+      <w:r>
+        <w:rPr>
+          <w:rFonts w:ascii="Consolas" w:cs="Consolas" w:eastAsia="Consolas" w:hAnsi="Consolas"/>
+          <w:sz w:val="19"/>
+          <w:szCs w:val="19"/>
+        </w:rPr>
+        <w:t xml:space="preserve">openssl passwd -6</w:t>
+      </w:r>
+    </w:p>
+    <w:p>
+      <w:pPr>
+        <w:spacing w:after="120" w:before="0"/>
+      </w:pPr>
+      <w:r>
+        <w:rPr>
+          <w:sz w:val="22"/>
+          <w:szCs w:val="22"/>
+        </w:rPr>
+        <w:t xml:space="preserve">Re-attach the image to reach the boot partition again:</w:t>
+      </w:r>
+    </w:p>
+    <w:p>
+      <w:pPr>
+        <w:shd w:fill="F2F2F2" w:color="auto" w:val="clear"/>
+        <w:spacing w:after="160" w:before="100" w:line="240"/>
+        <w:ind w:left="360"/>
+      </w:pPr>
+      <w:r>
+        <w:rPr>
+          <w:rFonts w:ascii="Consolas" w:cs="Consolas" w:eastAsia="Consolas" w:hAnsi="Consolas"/>
+          <w:sz w:val="19"/>
+          <w:szCs w:val="19"/>
+        </w:rPr>
+        <w:t xml:space="preserve">hdiutil attach -imagekey diskimage-class=CRawDiskImage ./2023-05-03-raspios-bullseye-arm64.img</w:t>
+      </w:r>
+    </w:p>
+    <w:p>
+      <w:pPr>
+        <w:spacing w:after="120" w:before="0"/>
+      </w:pPr>
+      <w:r>
+        <w:rPr>
+          <w:sz w:val="22"/>
+          <w:szCs w:val="22"/>
+        </w:rPr>
+        <w:t xml:space="preserve">Then, using the /Volumes/boot path shown this time:</w:t>
+      </w:r>
+    </w:p>
+    <w:p>
+      <w:pPr>
+        <w:shd w:fill="F2F2F2" w:color="auto" w:val="clear"/>
+        <w:spacing w:after="0" w:before="100" w:line="240"/>
+        <w:ind w:left="360"/>
+      </w:pPr>
+      <w:r>
+        <w:rPr>
+          <w:rFonts w:ascii="Consolas" w:cs="Consolas" w:eastAsia="Consolas" w:hAnsi="Consolas"/>
+          <w:sz w:val="19"/>
+          <w:szCs w:val="19"/>
+        </w:rPr>
+        <w:t xml:space="preserve">echo 'pi:&lt;your_hash_here&gt;' | sudo tee /Volumes/boot/userconf</w:t>
+      </w:r>
+    </w:p>
+    <w:p>
+      <w:pPr>
+        <w:shd w:fill="F2F2F2" w:color="auto" w:val="clear"/>
+        <w:spacing w:after="0" w:before="0" w:line="240"/>
+        <w:ind w:left="360"/>
+      </w:pPr>
+      <w:r>
+        <w:rPr>
+          <w:rFonts w:ascii="Consolas" w:cs="Consolas" w:eastAsia="Consolas" w:hAnsi="Consolas"/>
+          <w:sz w:val="19"/>
+          <w:szCs w:val="19"/>
+        </w:rPr>
+        <w:t xml:space="preserve">sudo touch /Volumes/boot/ssh</w:t>
+      </w:r>
+    </w:p>
+    <w:p>
+      <w:pPr>
+        <w:shd w:fill="F2F2F2" w:color="auto" w:val="clear"/>
+        <w:spacing w:after="160" w:before="0" w:line="240"/>
+        <w:ind w:left="360"/>
+      </w:pPr>
+      <w:r>
+        <w:rPr>
+          <w:rFonts w:ascii="Consolas" w:cs="Consolas" w:eastAsia="Consolas" w:hAnsi="Consolas"/>
+          <w:sz w:val="19"/>
+          <w:szCs w:val="19"/>
+        </w:rPr>
+        <w:t xml:space="preserve">hdiutil detach /dev/disk4   # use the disk number hdiutil reported</w:t>
+      </w:r>
+    </w:p>
+    <w:p>
+      <w:pPr>
+        <w:pStyle w:val="Heading2"/>
+        <w:spacing w:after="120" w:before="240"/>
+      </w:pPr>
+      <w:r>
+        <w:rPr>
+          <w:b/>
+          <w:bCs/>
+          <w:color w:val="2E5395"/>
+          <w:sz w:val="24"/>
+          <w:szCs w:val="24"/>
+        </w:rPr>
+        <w:t xml:space="preserve">1.5.7 Launch QEMU</w:t>
+      </w:r>
+    </w:p>
+    <w:p>
+      <w:pPr>
+        <w:spacing w:after="120" w:before="0"/>
+      </w:pPr>
+      <w:r>
+        <w:rPr>
+          <w:sz w:val="22"/>
+          <w:szCs w:val="22"/>
+        </w:rPr>
+        <w:t xml:space="preserve">From here, use the exact same qemu-system-aarch64 command shown in Step 2.5 of this handout — it is identical on macOS:</w:t>
+      </w:r>
+    </w:p>
+    <w:p>
+      <w:pPr>
+        <w:shd w:fill="F2F2F2" w:color="auto" w:val="clear"/>
+        <w:spacing w:after="0" w:before="100" w:line="240"/>
+        <w:ind w:left="360"/>
+      </w:pPr>
+      <w:r>
+        <w:rPr>
+          <w:rFonts w:ascii="Consolas" w:cs="Consolas" w:eastAsia="Consolas" w:hAnsi="Consolas"/>
+          <w:sz w:val="19"/>
+          <w:szCs w:val="19"/>
+        </w:rPr>
+        <w:t xml:space="preserve">qemu-system-aarch64 \</w:t>
+      </w:r>
+    </w:p>
+    <w:p>
+      <w:pPr>
+        <w:shd w:fill="F2F2F2" w:color="auto" w:val="clear"/>
+        <w:spacing w:after="0" w:before="0" w:line="240"/>
+        <w:ind w:left="360"/>
+      </w:pPr>
+      <w:r>
+        <w:rPr>
+          <w:rFonts w:ascii="Consolas" w:cs="Consolas" w:eastAsia="Consolas" w:hAnsi="Consolas"/>
+          <w:sz w:val="19"/>
+          <w:szCs w:val="19"/>
+        </w:rPr>
+        <w:t xml:space="preserve">  -machine raspi3b -cpu cortex-a72 -nographic \</w:t>
+      </w:r>
+    </w:p>
+    <w:p>
+      <w:pPr>
+        <w:shd w:fill="F2F2F2" w:color="auto" w:val="clear"/>
+        <w:spacing w:after="0" w:before="0" w:line="240"/>
+        <w:ind w:left="360"/>
+      </w:pPr>
+      <w:r>
+        <w:rPr>
+          <w:rFonts w:ascii="Consolas" w:cs="Consolas" w:eastAsia="Consolas" w:hAnsi="Consolas"/>
+          <w:sz w:val="19"/>
+          <w:szCs w:val="19"/>
+        </w:rPr>
+        <w:t xml:space="preserve">  -dtb bcm2710-rpi-3-b-plus.dtb \</w:t>
+      </w:r>
+    </w:p>
+    <w:p>
+      <w:pPr>
+        <w:shd w:fill="F2F2F2" w:color="auto" w:val="clear"/>
+        <w:spacing w:after="0" w:before="0" w:line="240"/>
+        <w:ind w:left="360"/>
+      </w:pPr>
+      <w:r>
+        <w:rPr>
+          <w:rFonts w:ascii="Consolas" w:cs="Consolas" w:eastAsia="Consolas" w:hAnsi="Consolas"/>
+          <w:sz w:val="19"/>
+          <w:szCs w:val="19"/>
+        </w:rPr>
+        <w:t xml:space="preserve">  -m 1G -smp 4 \</w:t>
+      </w:r>
+    </w:p>
+    <w:p>
+      <w:pPr>
+        <w:shd w:fill="F2F2F2" w:color="auto" w:val="clear"/>
+        <w:spacing w:after="0" w:before="0" w:line="240"/>
+        <w:ind w:left="360"/>
+      </w:pPr>
+      <w:r>
+        <w:rPr>
+          <w:rFonts w:ascii="Consolas" w:cs="Consolas" w:eastAsia="Consolas" w:hAnsi="Consolas"/>
+          <w:sz w:val="19"/>
+          <w:szCs w:val="19"/>
+        </w:rPr>
+        <w:t xml:space="preserve">  -kernel kernel8.img \</w:t>
+      </w:r>
+    </w:p>
+    <w:p>
+      <w:pPr>
+        <w:shd w:fill="F2F2F2" w:color="auto" w:val="clear"/>
+        <w:spacing w:after="0" w:before="0" w:line="240"/>
+        <w:ind w:left="360"/>
+      </w:pPr>
+      <w:r>
+        <w:rPr>
+          <w:rFonts w:ascii="Consolas" w:cs="Consolas" w:eastAsia="Consolas" w:hAnsi="Consolas"/>
+          <w:sz w:val="19"/>
+          <w:szCs w:val="19"/>
+        </w:rPr>
+        <w:t xml:space="preserve">  -sd 2023-05-03-raspios-bullseye-arm64.img \</w:t>
+      </w:r>
+    </w:p>
+    <w:p>
+      <w:pPr>
+        <w:shd w:fill="F2F2F2" w:color="auto" w:val="clear"/>
+        <w:spacing w:after="0" w:before="0" w:line="240"/>
+        <w:ind w:left="360"/>
+      </w:pPr>
+      <w:r>
+        <w:rPr>
+          <w:rFonts w:ascii="Consolas" w:cs="Consolas" w:eastAsia="Consolas" w:hAnsi="Consolas"/>
+          <w:sz w:val="19"/>
+          <w:szCs w:val="19"/>
+        </w:rPr>
+        <w:t xml:space="preserve">  -append "rw earlyprintk loglevel=8 console=ttyAMA0,115200 dwc_otg.lpm_enable=0 \</w:t>
+      </w:r>
+    </w:p>
+    <w:p>
+      <w:pPr>
+        <w:shd w:fill="F2F2F2" w:color="auto" w:val="clear"/>
+        <w:spacing w:after="0" w:before="0" w:line="240"/>
+        <w:ind w:left="360"/>
+      </w:pPr>
+      <w:r>
+        <w:rPr>
+          <w:rFonts w:ascii="Consolas" w:cs="Consolas" w:eastAsia="Consolas" w:hAnsi="Consolas"/>
+          <w:sz w:val="19"/>
+          <w:szCs w:val="19"/>
+        </w:rPr>
+        <w:t xml:space="preserve">root=/dev/mmcblk0p2 rootdelay=1" \</w:t>
+      </w:r>
+    </w:p>
+    <w:p>
+      <w:pPr>
+        <w:shd w:fill="F2F2F2" w:color="auto" w:val="clear"/>
+        <w:spacing w:after="160" w:before="0" w:line="240"/>
+        <w:ind w:left="360"/>
+      </w:pPr>
+      <w:r>
+        <w:rPr>
+          <w:rFonts w:ascii="Consolas" w:cs="Consolas" w:eastAsia="Consolas" w:hAnsi="Consolas"/>
+          <w:sz w:val="19"/>
+          <w:szCs w:val="19"/>
+        </w:rPr>
+        <w:t xml:space="preserve">  -device usb-net,netdev=net0 -netdev user,id=net0,hostfwd=tcp::5010-:22</w:t>
+      </w:r>
+    </w:p>
+    <w:p>
+      <w:pPr>
+        <w:spacing w:after="120" w:before="0"/>
+      </w:pPr>
+      <w:r>
+        <w:rPr>
+          <w:sz w:val="22"/>
+          <w:szCs w:val="22"/>
+        </w:rPr>
+        <w:t xml:space="preserve">SSH in from another Terminal window:</w:t>
+      </w:r>
+    </w:p>
+    <w:p>
+      <w:pPr>
+        <w:shd w:fill="F2F2F2" w:color="auto" w:val="clear"/>
+        <w:spacing w:after="160" w:before="100" w:line="240"/>
+        <w:ind w:left="360"/>
+      </w:pPr>
+      <w:r>
+        <w:rPr>
+          <w:rFonts w:ascii="Consolas" w:cs="Consolas" w:eastAsia="Consolas" w:hAnsi="Consolas"/>
+          <w:sz w:val="19"/>
+          <w:szCs w:val="19"/>
+        </w:rPr>
+        <w:t xml:space="preserve">ssh -p 5010 pi@localhost</w:t>
+      </w:r>
+    </w:p>
+    <w:p>
+      <w:pPr>
+        <w:pBdr>
+          <w:left w:val="single" w:color="2E5395" w:sz="18" w:space="8"/>
+        </w:pBdr>
+        <w:spacing w:after="160" w:before="100"/>
+        <w:ind w:left="215"/>
+      </w:pPr>
+      <w:r>
+        <w:rPr>
+          <w:b/>
+          <w:bCs/>
+          <w:sz w:val="21"/>
+          <w:szCs w:val="21"/>
+        </w:rPr>
+        <w:t xml:space="preserve">Note: </w:t>
+      </w:r>
+      <w:r>
+        <w:rPr>
+          <w:sz w:val="21"/>
+          <w:szCs w:val="21"/>
+        </w:rPr>
+        <w:t xml:space="preserve">The raspi3b machine type emulates ARM peripherals in software (TCG) regardless of host CPU, so even on an Apple Silicon Mac this does not use Apple’s Hypervisor.framework (HVF) acceleration. Boot times are similar to what Windows/WSL and Linux users see — expect several minutes, not seconds.</w:t>
+      </w:r>
+    </w:p>
+    <w:p>
+      <w:pPr>
+        <w:spacing w:after="120" w:before="0"/>
+      </w:pPr>
+      <w:r>
+        <w:rPr>
+          <w:sz w:val="22"/>
+          <w:szCs w:val="22"/>
+        </w:rPr>
+        <w:t xml:space="preserve">Continue with Step 2.6 (Expand the Filesystem Inside the Emulated Pi) exactly as written for all platforms.</w:t>
+      </w:r>
     </w:p>
     <w:p>
       <w:pPr>
@@ -692,7 +1425,7 @@
         </w:rPr>
         <w:t xml:space="preserve">This step is based on this page for installing Raspberry Pi on QEMU: </w:t>
       </w:r>
-      <w:hyperlink w:history="1" r:id="rId4zqioz_yugnebj61nhwfa">
+      <w:hyperlink w:history="1" r:id="rIdupg6aqo5kj8sh7ysexbx_">
         <w:r>
           <w:rPr>
             <w:color w:val="0563C1"/>
@@ -786,7 +1519,7 @@
           <w:sz w:val="19"/>
           <w:szCs w:val="19"/>
         </w:rPr>
-        <w:t xml:space="preserve">wget https://downloads.raspberrypi.org/raspios_arm64/images/raspios_arm64-2023-05-03/2023-05-03-raspios-bullseye-arm64.img.xz</w:t>
+        <w:t xml:space="preserve">wget https://downloads.raspberrypi.com/raspios_arm64/images/raspios_arm64-2023-05-03/2023-05-03-raspios-bullseye-arm64.img.xz</w:t>
       </w:r>
     </w:p>
     <w:p>
@@ -802,6 +1535,31 @@
           <w:szCs w:val="19"/>
         </w:rPr>
         <w:t xml:space="preserve">xz -d 2023-05-03-raspios-bullseye-arm64.img.xz</w:t>
+      </w:r>
+    </w:p>
+    <w:p>
+      <w:pPr>
+        <w:pBdr>
+          <w:left w:val="single" w:color="2E5395" w:sz="18" w:space="8"/>
+        </w:pBdr>
+        <w:spacing w:after="160" w:before="100"/>
+        <w:ind w:left="215"/>
+      </w:pPr>
+      <w:r>
+        <w:rPr>
+          <w:b/>
+          <w:bCs/>
+          <w:sz w:val="21"/>
+          <w:szCs w:val="21"/>
+        </w:rPr>
+        <w:t xml:space="preserve">Note: </w:t>
+      </w:r>
+      <w:r>
+        <w:rPr>
+          <w:sz w:val="21"/>
+          <w:szCs w:val="21"/>
+        </w:rPr>
+        <w:t xml:space="preserve">Raspberry Pi moved its download server from downloads.raspberrypi.org to downloads.raspberrypi.com; the old domain now 404s on this file. If this exact dated build has since been removed from the archive, browse https://downloads.raspberrypi.com/raspios_arm64/images/ to find an available bullseye-arm64 image and substitute its filename in the wget command and in the mount/cp commands below.</w:t>
       </w:r>
     </w:p>
     <w:p>
@@ -1776,7 +2534,7 @@
         </w:rPr>
         <w:t xml:space="preserve">Save your ARMv7 assembly program, e.g. hello.s, using a text editor (see the vi tutorial). The program is from this page: </w:t>
       </w:r>
-      <w:hyperlink w:history="1" r:id="rIdlrk87pkg4hszpxelh8crk">
+      <w:hyperlink w:history="1" r:id="rIdnex-vx-gd3rptpzw1fbeb">
         <w:r>
           <w:rPr>
             <w:color w:val="0563C1"/>
@@ -2446,6 +3204,40 @@
           <w:szCs w:val="22"/>
         </w:rPr>
         <w:t xml:space="preserve">Step 3.3: .global directive corrected (leading dot) and the listing indented.</w:t>
+      </w:r>
+    </w:p>
+    <w:p>
+      <w:pPr>
+        <w:pStyle w:val="ListParagraph"/>
+        <w:numPr>
+          <w:ilvl w:val="0"/>
+          <w:numId w:val="2"/>
+        </w:numPr>
+        <w:spacing w:after="60"/>
+      </w:pPr>
+      <w:r>
+        <w:rPr>
+          <w:sz w:val="22"/>
+          <w:szCs w:val="22"/>
+        </w:rPr>
+        <w:t xml:space="preserve">Step 2.1: download URL updated from downloads.raspberrypi.org (404) to downloads.raspberrypi.com, the current Raspberry Pi download domain.</w:t>
+      </w:r>
+    </w:p>
+    <w:p>
+      <w:pPr>
+        <w:pStyle w:val="ListParagraph"/>
+        <w:numPr>
+          <w:ilvl w:val="0"/>
+          <w:numId w:val="2"/>
+        </w:numPr>
+        <w:spacing w:after="60"/>
+      </w:pPr>
+      <w:r>
+        <w:rPr>
+          <w:sz w:val="22"/>
+          <w:szCs w:val="22"/>
+        </w:rPr>
+        <w:t xml:space="preserve">Step 1.5 (Mac users): replaced the three external links with full step-by-step commands (Homebrew, brew install qemu, hdiutil-based partition mounting in place of Linux’s mount -o loop,offset=..., and the exact QEMU launch command), since macOS mounting and package management differ enough from WSL/Linux to need their own instructions.</w:t>
       </w:r>
     </w:p>
     <w:sectPr>
